--- a/IQOQDQ/OQ_HMI/Machine type/VI 10/View_SettingsView_V0300_30_InfeedConvView.docx
+++ b/IQOQDQ/OQ_HMI/Machine type/VI 10/View_SettingsView_V0300_30_InfeedConvView.docx
@@ -431,9 +431,6 @@
       <w:pPr>
         <w:spacing w:after="160" w:line="278" w:lineRule="auto"/>
       </w:pPr>
-      <w:r>
-        <w:br w:type="page"/>
-      </w:r>
     </w:p>
     <w:sectPr>
       <w:pgSz w:w="12240" w:h="15840"/>
